--- a/treasury-platform/docs/55-BEFORE-CHOOSING-THE-SERVER.docx
+++ b/treasury-platform/docs/55-BEFORE-CHOOSING-THE-SERVER.docx
@@ -132,9 +132,9 @@
         </w:tblBorders>
       </w:tblPr>
       <w:tblGrid>
-        <w:gridCol w:w="5542"/>
-        <w:gridCol w:w="2629"/>
-        <w:gridCol w:w="1693"/>
+        <w:gridCol w:w="5024"/>
+        <w:gridCol w:w="2383"/>
+        <w:gridCol w:w="2457"/>
       </w:tblGrid>
       <w:tr>
         <w:trPr>
@@ -143,7 +143,7 @@
         </w:trPr>
         <w:tc>
           <w:tcPr>
-            <w:tcW w:type="dxa" w:w="5542"/>
+            <w:tcW w:type="dxa" w:w="5024"/>
             <w:tcBorders>
               <w:top w:val="single" w:color="BFC9D6" w:sz="4"/>
               <w:left w:val="single" w:color="BFC9D6" w:sz="4"/>
@@ -181,7 +181,7 @@
         </w:tc>
         <w:tc>
           <w:tcPr>
-            <w:tcW w:type="dxa" w:w="2629"/>
+            <w:tcW w:type="dxa" w:w="2383"/>
             <w:tcBorders>
               <w:top w:val="single" w:color="BFC9D6" w:sz="4"/>
               <w:left w:val="single" w:color="BFC9D6" w:sz="4"/>
@@ -219,7 +219,7 @@
         </w:tc>
         <w:tc>
           <w:tcPr>
-            <w:tcW w:type="dxa" w:w="1693"/>
+            <w:tcW w:type="dxa" w:w="2457"/>
             <w:tcBorders>
               <w:top w:val="single" w:color="BFC9D6" w:sz="4"/>
               <w:left w:val="single" w:color="BFC9D6" w:sz="4"/>
@@ -262,7 +262,7 @@
         </w:trPr>
         <w:tc>
           <w:tcPr>
-            <w:tcW w:type="dxa" w:w="5542"/>
+            <w:tcW w:type="dxa" w:w="5024"/>
             <w:tcBorders>
               <w:top w:val="single" w:color="BFC9D6" w:sz="4"/>
               <w:left w:val="single" w:color="BFC9D6" w:sz="4"/>
@@ -333,7 +333,7 @@
         </w:tc>
         <w:tc>
           <w:tcPr>
-            <w:tcW w:type="dxa" w:w="2629"/>
+            <w:tcW w:type="dxa" w:w="2383"/>
             <w:tcBorders>
               <w:top w:val="single" w:color="BFC9D6" w:sz="4"/>
               <w:left w:val="single" w:color="BFC9D6" w:sz="4"/>
@@ -369,7 +369,7 @@
         </w:tc>
         <w:tc>
           <w:tcPr>
-            <w:tcW w:type="dxa" w:w="1693"/>
+            <w:tcW w:type="dxa" w:w="2457"/>
             <w:tcBorders>
               <w:top w:val="single" w:color="BFC9D6" w:sz="4"/>
               <w:left w:val="single" w:color="BFC9D6" w:sz="4"/>
@@ -410,7 +410,7 @@
         </w:trPr>
         <w:tc>
           <w:tcPr>
-            <w:tcW w:type="dxa" w:w="5542"/>
+            <w:tcW w:type="dxa" w:w="5024"/>
             <w:tcBorders>
               <w:top w:val="single" w:color="BFC9D6" w:sz="4"/>
               <w:left w:val="single" w:color="BFC9D6" w:sz="4"/>
@@ -482,7 +482,7 @@
         </w:tc>
         <w:tc>
           <w:tcPr>
-            <w:tcW w:type="dxa" w:w="2629"/>
+            <w:tcW w:type="dxa" w:w="2383"/>
             <w:tcBorders>
               <w:top w:val="single" w:color="BFC9D6" w:sz="4"/>
               <w:left w:val="single" w:color="BFC9D6" w:sz="4"/>
@@ -543,7 +543,7 @@
         </w:tc>
         <w:tc>
           <w:tcPr>
-            <w:tcW w:type="dxa" w:w="1693"/>
+            <w:tcW w:type="dxa" w:w="2457"/>
             <w:tcBorders>
               <w:top w:val="single" w:color="BFC9D6" w:sz="4"/>
               <w:left w:val="single" w:color="BFC9D6" w:sz="4"/>
@@ -609,7 +609,7 @@
         </w:trPr>
         <w:tc>
           <w:tcPr>
-            <w:tcW w:type="dxa" w:w="5542"/>
+            <w:tcW w:type="dxa" w:w="5024"/>
             <w:tcBorders>
               <w:top w:val="single" w:color="BFC9D6" w:sz="4"/>
               <w:left w:val="single" w:color="BFC9D6" w:sz="4"/>
@@ -680,7 +680,7 @@
         </w:tc>
         <w:tc>
           <w:tcPr>
-            <w:tcW w:type="dxa" w:w="2629"/>
+            <w:tcW w:type="dxa" w:w="2383"/>
             <w:tcBorders>
               <w:top w:val="single" w:color="BFC9D6" w:sz="4"/>
               <w:left w:val="single" w:color="BFC9D6" w:sz="4"/>
@@ -716,7 +716,7 @@
         </w:tc>
         <w:tc>
           <w:tcPr>
-            <w:tcW w:type="dxa" w:w="1693"/>
+            <w:tcW w:type="dxa" w:w="2457"/>
             <w:tcBorders>
               <w:top w:val="single" w:color="BFC9D6" w:sz="4"/>
               <w:left w:val="single" w:color="BFC9D6" w:sz="4"/>
@@ -757,7 +757,7 @@
         </w:trPr>
         <w:tc>
           <w:tcPr>
-            <w:tcW w:type="dxa" w:w="5542"/>
+            <w:tcW w:type="dxa" w:w="5024"/>
             <w:tcBorders>
               <w:top w:val="single" w:color="BFC9D6" w:sz="4"/>
               <w:left w:val="single" w:color="BFC9D6" w:sz="4"/>
@@ -829,7 +829,7 @@
         </w:tc>
         <w:tc>
           <w:tcPr>
-            <w:tcW w:type="dxa" w:w="2629"/>
+            <w:tcW w:type="dxa" w:w="2383"/>
             <w:tcBorders>
               <w:top w:val="single" w:color="BFC9D6" w:sz="4"/>
               <w:left w:val="single" w:color="BFC9D6" w:sz="4"/>
@@ -890,7 +890,7 @@
         </w:tc>
         <w:tc>
           <w:tcPr>
-            <w:tcW w:type="dxa" w:w="1693"/>
+            <w:tcW w:type="dxa" w:w="2457"/>
             <w:tcBorders>
               <w:top w:val="single" w:color="BFC9D6" w:sz="4"/>
               <w:left w:val="single" w:color="BFC9D6" w:sz="4"/>
@@ -932,7 +932,7 @@
         </w:trPr>
         <w:tc>
           <w:tcPr>
-            <w:tcW w:type="dxa" w:w="5542"/>
+            <w:tcW w:type="dxa" w:w="5024"/>
             <w:tcBorders>
               <w:top w:val="single" w:color="BFC9D6" w:sz="4"/>
               <w:left w:val="single" w:color="BFC9D6" w:sz="4"/>
@@ -1003,7 +1003,7 @@
         </w:tc>
         <w:tc>
           <w:tcPr>
-            <w:tcW w:type="dxa" w:w="2629"/>
+            <w:tcW w:type="dxa" w:w="2383"/>
             <w:tcBorders>
               <w:top w:val="single" w:color="BFC9D6" w:sz="4"/>
               <w:left w:val="single" w:color="BFC9D6" w:sz="4"/>
@@ -1052,7 +1052,7 @@
         </w:tc>
         <w:tc>
           <w:tcPr>
-            <w:tcW w:type="dxa" w:w="1693"/>
+            <w:tcW w:type="dxa" w:w="2457"/>
             <w:tcBorders>
               <w:top w:val="single" w:color="BFC9D6" w:sz="4"/>
               <w:left w:val="single" w:color="BFC9D6" w:sz="4"/>
@@ -1093,7 +1093,7 @@
         </w:trPr>
         <w:tc>
           <w:tcPr>
-            <w:tcW w:type="dxa" w:w="5542"/>
+            <w:tcW w:type="dxa" w:w="5024"/>
             <w:tcBorders>
               <w:top w:val="single" w:color="BFC9D6" w:sz="4"/>
               <w:left w:val="single" w:color="BFC9D6" w:sz="4"/>
@@ -1130,7 +1130,7 @@
         </w:tc>
         <w:tc>
           <w:tcPr>
-            <w:tcW w:type="dxa" w:w="2629"/>
+            <w:tcW w:type="dxa" w:w="2383"/>
             <w:tcBorders>
               <w:top w:val="single" w:color="BFC9D6" w:sz="4"/>
               <w:left w:val="single" w:color="BFC9D6" w:sz="4"/>
@@ -1167,7 +1167,7 @@
         </w:tc>
         <w:tc>
           <w:tcPr>
-            <w:tcW w:type="dxa" w:w="1693"/>
+            <w:tcW w:type="dxa" w:w="2457"/>
             <w:tcBorders>
               <w:top w:val="single" w:color="BFC9D6" w:sz="4"/>
               <w:left w:val="single" w:color="BFC9D6" w:sz="4"/>
@@ -1192,13 +1192,46 @@
             <w:r>
               <w:rPr>
                 <w:rFonts w:ascii="Arial" w:cs="Arial" w:eastAsia="Arial" w:hAnsi="Arial"/>
-                <w:b w:val="false"/>
-                <w:bCs w:val="false"/>
-                <w:sz w:val="18"/>
-                <w:szCs w:val="18"/>
-                <w:rtl/>
-              </w:rPr>
-              <w:t xml:space="preserve">انظر §5</w:t>
+                <w:b/>
+                <w:bCs/>
+                <w:sz w:val="18"/>
+                <w:szCs w:val="18"/>
+                <w:rtl/>
+              </w:rPr>
+              <w:t xml:space="preserve">أول تشغيل كشف خللًا</w:t>
+            </w:r>
+            <w:r>
+              <w:rPr>
+                <w:rFonts w:ascii="Arial" w:cs="Arial" w:eastAsia="Arial" w:hAnsi="Arial"/>
+                <w:b w:val="false"/>
+                <w:bCs w:val="false"/>
+                <w:sz w:val="18"/>
+                <w:szCs w:val="18"/>
+                <w:rtl/>
+              </w:rPr>
+              <w:t xml:space="preserve"> كان سيمنع بناء صورة الخادم على أي خادم بلا وكيل شبكة، فأُصلح. </w:t>
+            </w:r>
+            <w:r>
+              <w:rPr>
+                <w:rFonts w:ascii="Arial" w:cs="Arial" w:eastAsia="Arial" w:hAnsi="Arial"/>
+                <w:b/>
+                <w:bCs/>
+                <w:sz w:val="18"/>
+                <w:szCs w:val="18"/>
+                <w:rtl/>
+              </w:rPr>
+              <w:t xml:space="preserve">والتشغيل التالي نجح كله</w:t>
+            </w:r>
+            <w:r>
+              <w:rPr>
+                <w:rFonts w:ascii="Arial" w:cs="Arial" w:eastAsia="Arial" w:hAnsi="Arial"/>
+                <w:b w:val="false"/>
+                <w:bCs w:val="false"/>
+                <w:sz w:val="18"/>
+                <w:szCs w:val="18"/>
+                <w:rtl/>
+              </w:rPr>
+              <w:t xml:space="preserve"> في 2026-10-25: البناء، وفحص القوالب، ونشر القاعدة، واختبار المتصفح على الحاويتين (التشغيل 167)</w:t>
             </w:r>
           </w:p>
         </w:tc>
